--- a/Отчёт.docx
+++ b/Отчёт.docx
@@ -349,7 +349,6 @@
           <w:bCs/>
           <w:sz w:val="28"/>
           <w:szCs w:val="28"/>
-          <w:lang w:val="en-US"/>
         </w:rPr>
       </w:pPr>
       <w:r>
@@ -449,18 +448,8 @@
           <w:sz w:val="28"/>
           <w:szCs w:val="28"/>
         </w:rPr>
-        <w:t xml:space="preserve">Гладышев </w:t>
-      </w:r>
-      <w:proofErr w:type="gramStart"/>
-      <w:r>
-        <w:rPr>
-          <w:rFonts w:ascii="Times New Roman" w:hAnsi="Times New Roman" w:cs="Times New Roman"/>
-          <w:sz w:val="28"/>
-          <w:szCs w:val="28"/>
-        </w:rPr>
-        <w:t>А.К</w:t>
-      </w:r>
-      <w:proofErr w:type="gramEnd"/>
+        <w:t>Гладышев А.К</w:t>
+      </w:r>
     </w:p>
     <w:p>
       <w:pPr>
@@ -503,18 +492,8 @@
           <w:sz w:val="28"/>
           <w:szCs w:val="28"/>
         </w:rPr>
-        <w:t xml:space="preserve">Преподаватель: Мирошниченко </w:t>
-      </w:r>
-      <w:proofErr w:type="gramStart"/>
-      <w:r>
-        <w:rPr>
-          <w:rFonts w:ascii="Times New Roman" w:hAnsi="Times New Roman" w:cs="Times New Roman"/>
-          <w:sz w:val="28"/>
-          <w:szCs w:val="28"/>
-        </w:rPr>
-        <w:t>Г.В</w:t>
-      </w:r>
-      <w:proofErr w:type="gramEnd"/>
+        <w:t>Преподаватель: Мирошниченко Г.В</w:t>
+      </w:r>
     </w:p>
     <w:p>
       <w:pPr>
@@ -549,7 +528,6 @@
           <w:b/>
           <w:sz w:val="28"/>
           <w:szCs w:val="28"/>
-          <w:lang w:val="en-US"/>
         </w:rPr>
       </w:pPr>
     </w:p>
@@ -588,7 +566,6 @@
           <w:b/>
           <w:sz w:val="28"/>
           <w:szCs w:val="28"/>
-          <w:lang w:val="en-US"/>
         </w:rPr>
         <w:t>1</w:t>
       </w:r>
@@ -675,7 +652,6 @@
           <w:bCs/>
           <w:sz w:val="28"/>
           <w:szCs w:val="28"/>
-          <w:lang w:val="en-US"/>
         </w:rPr>
       </w:pPr>
       <w:r>
@@ -927,6 +903,7 @@
         <w:rPr>
           <w:rFonts w:ascii="Times New Roman" w:hAnsi="Times New Roman" w:cs="Times New Roman"/>
           <w:b/>
+          <w:noProof/>
           <w:sz w:val="28"/>
           <w:szCs w:val="28"/>
         </w:rPr>
@@ -1217,275 +1194,76 @@
           <w:szCs w:val="28"/>
         </w:rPr>
       </w:pPr>
-      <w:proofErr w:type="spellStart"/>
-      <w:r>
-        <w:rPr>
-          <w:rFonts w:ascii="Times New Roman" w:hAnsi="Times New Roman" w:cs="Times New Roman"/>
-          <w:bCs/>
-          <w:sz w:val="28"/>
-          <w:szCs w:val="28"/>
-        </w:rPr>
-        <w:t>txtInputFile.Text</w:t>
-      </w:r>
-      <w:proofErr w:type="spellEnd"/>
-      <w:r>
-        <w:rPr>
-          <w:rFonts w:ascii="Times New Roman" w:hAnsi="Times New Roman" w:cs="Times New Roman"/>
-          <w:bCs/>
-          <w:sz w:val="28"/>
-          <w:szCs w:val="28"/>
-        </w:rPr>
-        <w:t xml:space="preserve"> = </w:t>
-      </w:r>
-      <w:proofErr w:type="spellStart"/>
-      <w:proofErr w:type="gramStart"/>
-      <w:r>
-        <w:rPr>
-          <w:rFonts w:ascii="Times New Roman" w:hAnsi="Times New Roman" w:cs="Times New Roman"/>
-          <w:bCs/>
-          <w:sz w:val="28"/>
-          <w:szCs w:val="28"/>
-        </w:rPr>
-        <w:t>ofd.FileName</w:t>
-      </w:r>
-      <w:proofErr w:type="spellEnd"/>
-      <w:proofErr w:type="gramEnd"/>
-    </w:p>
-    <w:p>
-      <w:pPr>
-        <w:rPr>
-          <w:rFonts w:ascii="Times New Roman" w:hAnsi="Times New Roman" w:cs="Times New Roman"/>
-          <w:bCs/>
-          <w:sz w:val="28"/>
-          <w:szCs w:val="28"/>
-        </w:rPr>
-      </w:pPr>
-      <w:proofErr w:type="spellStart"/>
-      <w:r>
-        <w:rPr>
-          <w:rFonts w:ascii="Times New Roman" w:hAnsi="Times New Roman" w:cs="Times New Roman"/>
-          <w:bCs/>
-          <w:sz w:val="28"/>
-          <w:szCs w:val="28"/>
-        </w:rPr>
-        <w:t>txtOutputFile.Text</w:t>
-      </w:r>
-      <w:proofErr w:type="spellEnd"/>
-      <w:r>
-        <w:rPr>
-          <w:rFonts w:ascii="Times New Roman" w:hAnsi="Times New Roman" w:cs="Times New Roman"/>
-          <w:bCs/>
-          <w:sz w:val="28"/>
-          <w:szCs w:val="28"/>
-        </w:rPr>
-        <w:t xml:space="preserve"> = </w:t>
-      </w:r>
-      <w:proofErr w:type="spellStart"/>
-      <w:proofErr w:type="gramStart"/>
-      <w:r>
-        <w:rPr>
-          <w:rFonts w:ascii="Times New Roman" w:hAnsi="Times New Roman" w:cs="Times New Roman"/>
-          <w:bCs/>
-          <w:sz w:val="28"/>
-          <w:szCs w:val="28"/>
-        </w:rPr>
-        <w:t>sfd.FileName</w:t>
-      </w:r>
-      <w:proofErr w:type="spellEnd"/>
-      <w:proofErr w:type="gramEnd"/>
-      <w:r>
-        <w:rPr>
-          <w:rFonts w:ascii="Times New Roman" w:hAnsi="Times New Roman" w:cs="Times New Roman"/>
-          <w:bCs/>
-          <w:sz w:val="28"/>
-          <w:szCs w:val="28"/>
-        </w:rPr>
-        <w:t>;</w:t>
-      </w:r>
-    </w:p>
-    <w:p>
-      <w:pPr>
-        <w:rPr>
-          <w:rFonts w:ascii="Times New Roman" w:hAnsi="Times New Roman" w:cs="Times New Roman"/>
-          <w:bCs/>
-          <w:sz w:val="28"/>
-          <w:szCs w:val="28"/>
-        </w:rPr>
-      </w:pPr>
-      <w:proofErr w:type="spellStart"/>
-      <w:r>
-        <w:rPr>
-          <w:rFonts w:ascii="Times New Roman" w:hAnsi="Times New Roman" w:cs="Times New Roman"/>
-          <w:bCs/>
-          <w:sz w:val="28"/>
-          <w:szCs w:val="28"/>
-        </w:rPr>
-        <w:t>private</w:t>
-      </w:r>
-      <w:proofErr w:type="spellEnd"/>
-      <w:r>
-        <w:rPr>
-          <w:rFonts w:ascii="Times New Roman" w:hAnsi="Times New Roman" w:cs="Times New Roman"/>
-          <w:bCs/>
-          <w:sz w:val="28"/>
-          <w:szCs w:val="28"/>
-        </w:rPr>
-        <w:t xml:space="preserve"> </w:t>
-      </w:r>
-      <w:proofErr w:type="spellStart"/>
-      <w:r>
-        <w:rPr>
-          <w:rFonts w:ascii="Times New Roman" w:hAnsi="Times New Roman" w:cs="Times New Roman"/>
-          <w:bCs/>
-          <w:sz w:val="28"/>
-          <w:szCs w:val="28"/>
-        </w:rPr>
-        <w:t>Queue</w:t>
-      </w:r>
-      <w:proofErr w:type="spellEnd"/>
-      <w:r>
-        <w:rPr>
-          <w:rFonts w:ascii="Times New Roman" w:hAnsi="Times New Roman" w:cs="Times New Roman"/>
-          <w:bCs/>
-          <w:sz w:val="28"/>
-          <w:szCs w:val="28"/>
-        </w:rPr>
-        <w:t>&lt;</w:t>
-      </w:r>
-      <w:proofErr w:type="spellStart"/>
-      <w:proofErr w:type="gramStart"/>
-      <w:r>
-        <w:rPr>
-          <w:rFonts w:ascii="Times New Roman" w:hAnsi="Times New Roman" w:cs="Times New Roman"/>
-          <w:bCs/>
-          <w:sz w:val="28"/>
-          <w:szCs w:val="28"/>
-        </w:rPr>
-        <w:t>string</w:t>
-      </w:r>
-      <w:proofErr w:type="spellEnd"/>
-      <w:r>
-        <w:rPr>
-          <w:rFonts w:ascii="Times New Roman" w:hAnsi="Times New Roman" w:cs="Times New Roman"/>
-          <w:bCs/>
-          <w:sz w:val="28"/>
-          <w:szCs w:val="28"/>
-        </w:rPr>
-        <w:t>[</w:t>
-      </w:r>
-      <w:proofErr w:type="gramEnd"/>
-      <w:r>
-        <w:rPr>
-          <w:rFonts w:ascii="Times New Roman" w:hAnsi="Times New Roman" w:cs="Times New Roman"/>
-          <w:bCs/>
-          <w:sz w:val="28"/>
-          <w:szCs w:val="28"/>
-        </w:rPr>
-        <w:t xml:space="preserve">]&gt; </w:t>
-      </w:r>
-      <w:proofErr w:type="spellStart"/>
-      <w:r>
-        <w:rPr>
-          <w:rFonts w:ascii="Times New Roman" w:hAnsi="Times New Roman" w:cs="Times New Roman"/>
-          <w:bCs/>
-          <w:sz w:val="28"/>
-          <w:szCs w:val="28"/>
-        </w:rPr>
-        <w:t>lowSalaryQueue</w:t>
-      </w:r>
-      <w:proofErr w:type="spellEnd"/>
-    </w:p>
-    <w:p>
-      <w:pPr>
-        <w:rPr>
-          <w:rFonts w:ascii="Times New Roman" w:hAnsi="Times New Roman" w:cs="Times New Roman"/>
-          <w:bCs/>
-          <w:sz w:val="28"/>
-          <w:szCs w:val="28"/>
-        </w:rPr>
-      </w:pPr>
-      <w:proofErr w:type="spellStart"/>
-      <w:r>
-        <w:rPr>
-          <w:rFonts w:ascii="Times New Roman" w:hAnsi="Times New Roman" w:cs="Times New Roman"/>
-          <w:bCs/>
-          <w:sz w:val="28"/>
-          <w:szCs w:val="28"/>
-        </w:rPr>
-        <w:t>private</w:t>
-      </w:r>
-      <w:proofErr w:type="spellEnd"/>
-      <w:r>
-        <w:rPr>
-          <w:rFonts w:ascii="Times New Roman" w:hAnsi="Times New Roman" w:cs="Times New Roman"/>
-          <w:bCs/>
-          <w:sz w:val="28"/>
-          <w:szCs w:val="28"/>
-        </w:rPr>
-        <w:t xml:space="preserve"> </w:t>
-      </w:r>
-      <w:proofErr w:type="spellStart"/>
-      <w:r>
-        <w:rPr>
-          <w:rFonts w:ascii="Times New Roman" w:hAnsi="Times New Roman" w:cs="Times New Roman"/>
-          <w:bCs/>
-          <w:sz w:val="28"/>
-          <w:szCs w:val="28"/>
-        </w:rPr>
-        <w:t>Queue</w:t>
-      </w:r>
-      <w:proofErr w:type="spellEnd"/>
-      <w:r>
-        <w:rPr>
-          <w:rFonts w:ascii="Times New Roman" w:hAnsi="Times New Roman" w:cs="Times New Roman"/>
-          <w:bCs/>
-          <w:sz w:val="28"/>
-          <w:szCs w:val="28"/>
-        </w:rPr>
-        <w:t>&lt;</w:t>
-      </w:r>
-      <w:proofErr w:type="spellStart"/>
-      <w:proofErr w:type="gramStart"/>
-      <w:r>
-        <w:rPr>
-          <w:rFonts w:ascii="Times New Roman" w:hAnsi="Times New Roman" w:cs="Times New Roman"/>
-          <w:bCs/>
-          <w:sz w:val="28"/>
-          <w:szCs w:val="28"/>
-        </w:rPr>
-        <w:t>string</w:t>
-      </w:r>
-      <w:proofErr w:type="spellEnd"/>
-      <w:r>
-        <w:rPr>
-          <w:rFonts w:ascii="Times New Roman" w:hAnsi="Times New Roman" w:cs="Times New Roman"/>
-          <w:bCs/>
-          <w:sz w:val="28"/>
-          <w:szCs w:val="28"/>
-        </w:rPr>
-        <w:t>[</w:t>
-      </w:r>
-      <w:proofErr w:type="gramEnd"/>
-      <w:r>
-        <w:rPr>
-          <w:rFonts w:ascii="Times New Roman" w:hAnsi="Times New Roman" w:cs="Times New Roman"/>
-          <w:bCs/>
-          <w:sz w:val="28"/>
-          <w:szCs w:val="28"/>
-        </w:rPr>
-        <w:t xml:space="preserve">]&gt; </w:t>
-      </w:r>
-      <w:proofErr w:type="spellStart"/>
-      <w:r>
-        <w:rPr>
-          <w:rFonts w:ascii="Times New Roman" w:hAnsi="Times New Roman" w:cs="Times New Roman"/>
-          <w:bCs/>
-          <w:sz w:val="28"/>
-          <w:szCs w:val="28"/>
-        </w:rPr>
-        <w:t>otherQueue</w:t>
-      </w:r>
-      <w:proofErr w:type="spellEnd"/>
+      <w:r>
+        <w:rPr>
+          <w:rFonts w:ascii="Times New Roman" w:hAnsi="Times New Roman" w:cs="Times New Roman"/>
+          <w:bCs/>
+          <w:sz w:val="28"/>
+          <w:szCs w:val="28"/>
+        </w:rPr>
+        <w:t>txtInputFile.Text = ofd.FileName</w:t>
+      </w:r>
+    </w:p>
+    <w:p>
+      <w:pPr>
+        <w:rPr>
+          <w:rFonts w:ascii="Times New Roman" w:hAnsi="Times New Roman" w:cs="Times New Roman"/>
+          <w:bCs/>
+          <w:sz w:val="28"/>
+          <w:szCs w:val="28"/>
+        </w:rPr>
+      </w:pPr>
+      <w:r>
+        <w:rPr>
+          <w:rFonts w:ascii="Times New Roman" w:hAnsi="Times New Roman" w:cs="Times New Roman"/>
+          <w:bCs/>
+          <w:sz w:val="28"/>
+          <w:szCs w:val="28"/>
+        </w:rPr>
+        <w:t>txtOutputFile.Text = sfd.FileName;</w:t>
+      </w:r>
+    </w:p>
+    <w:p>
+      <w:pPr>
+        <w:rPr>
+          <w:rFonts w:ascii="Times New Roman" w:hAnsi="Times New Roman" w:cs="Times New Roman"/>
+          <w:bCs/>
+          <w:sz w:val="28"/>
+          <w:szCs w:val="28"/>
+          <w:lang w:val="en-US"/>
+        </w:rPr>
+      </w:pPr>
+      <w:r>
+        <w:rPr>
+          <w:rFonts w:ascii="Times New Roman" w:hAnsi="Times New Roman" w:cs="Times New Roman"/>
+          <w:bCs/>
+          <w:sz w:val="28"/>
+          <w:szCs w:val="28"/>
+          <w:lang w:val="en-US"/>
+        </w:rPr>
+        <w:t>private Queue&lt;string[]&gt; lowSalaryQueue</w:t>
+      </w:r>
+    </w:p>
+    <w:p>
+      <w:pPr>
+        <w:rPr>
+          <w:rFonts w:ascii="Times New Roman" w:hAnsi="Times New Roman" w:cs="Times New Roman"/>
+          <w:bCs/>
+          <w:sz w:val="28"/>
+          <w:szCs w:val="28"/>
+          <w:lang w:val="en-US"/>
+        </w:rPr>
+      </w:pPr>
+      <w:r>
+        <w:rPr>
+          <w:rFonts w:ascii="Times New Roman" w:hAnsi="Times New Roman" w:cs="Times New Roman"/>
+          <w:bCs/>
+          <w:sz w:val="28"/>
+          <w:szCs w:val="28"/>
+          <w:lang w:val="en-US"/>
+        </w:rPr>
+        <w:t>private Queue&lt;string[]&gt; otherQueue</w:t>
+      </w:r>
     </w:p>
     <w:p>
       <w:pPr>
@@ -1495,6 +1273,7 @@
           <w:b/>
           <w:sz w:val="28"/>
           <w:szCs w:val="28"/>
+          <w:lang w:val="en-US"/>
         </w:rPr>
       </w:pPr>
     </w:p>
@@ -1652,6 +1431,7 @@
         <w:rPr>
           <w:rFonts w:ascii="Times New Roman" w:hAnsi="Times New Roman" w:cs="Times New Roman"/>
           <w:b/>
+          <w:noProof/>
           <w:sz w:val="28"/>
           <w:szCs w:val="28"/>
         </w:rPr>
@@ -1706,6 +1486,7 @@
         <w:rPr>
           <w:rFonts w:ascii="Times New Roman" w:hAnsi="Times New Roman" w:cs="Times New Roman"/>
           <w:b/>
+          <w:noProof/>
           <w:sz w:val="28"/>
           <w:szCs w:val="28"/>
         </w:rPr>
@@ -1802,6 +1583,7 @@
         <w:rPr>
           <w:rFonts w:ascii="Times New Roman" w:hAnsi="Times New Roman" w:cs="Times New Roman"/>
           <w:b/>
+          <w:noProof/>
           <w:sz w:val="28"/>
           <w:szCs w:val="28"/>
           <w:lang w:val="en-US"/>
@@ -1873,6 +1655,1143 @@
         <w:t>LINQ</w:t>
       </w:r>
     </w:p>
+    <w:p>
+      <w:pPr>
+        <w:rPr>
+          <w:rFonts w:ascii="Times New Roman" w:hAnsi="Times New Roman" w:cs="Times New Roman"/>
+          <w:b/>
+          <w:sz w:val="28"/>
+          <w:szCs w:val="28"/>
+          <w:lang w:val="en-US"/>
+        </w:rPr>
+      </w:pPr>
+      <w:r>
+        <w:rPr>
+          <w:rFonts w:ascii="Times New Roman" w:hAnsi="Times New Roman" w:cs="Times New Roman"/>
+          <w:b/>
+          <w:sz w:val="28"/>
+          <w:szCs w:val="28"/>
+        </w:rPr>
+        <w:t xml:space="preserve">Задание </w:t>
+      </w:r>
+      <w:r>
+        <w:rPr>
+          <w:rFonts w:ascii="Times New Roman" w:hAnsi="Times New Roman" w:cs="Times New Roman"/>
+          <w:b/>
+          <w:sz w:val="28"/>
+          <w:szCs w:val="28"/>
+          <w:lang w:val="en-US"/>
+        </w:rPr>
+        <w:t>3.1</w:t>
+      </w:r>
+    </w:p>
+    <w:p>
+      <w:pPr>
+        <w:rPr>
+          <w:rFonts w:ascii="Times New Roman" w:hAnsi="Times New Roman" w:cs="Times New Roman"/>
+          <w:b/>
+          <w:sz w:val="28"/>
+          <w:szCs w:val="28"/>
+        </w:rPr>
+      </w:pPr>
+      <w:r>
+        <w:rPr>
+          <w:noProof/>
+        </w:rPr>
+        <w:drawing>
+          <wp:inline distT="0" distB="0" distL="0" distR="0" wp14:anchorId="4C219565" wp14:editId="79E1F579">
+            <wp:extent cx="6346042" cy="1437037"/>
+            <wp:effectExtent l="0" t="0" r="0" b="0"/>
+            <wp:docPr id="9" name="Рисунок 9"/>
+            <wp:cNvGraphicFramePr>
+              <a:graphicFrameLocks xmlns:a="http://schemas.openxmlformats.org/drawingml/2006/main" noChangeAspect="1"/>
+            </wp:cNvGraphicFramePr>
+            <a:graphic xmlns:a="http://schemas.openxmlformats.org/drawingml/2006/main">
+              <a:graphicData uri="http://schemas.openxmlformats.org/drawingml/2006/picture">
+                <pic:pic xmlns:pic="http://schemas.openxmlformats.org/drawingml/2006/picture">
+                  <pic:nvPicPr>
+                    <pic:cNvPr id="9" name="Рисунок 9"/>
+                    <pic:cNvPicPr/>
+                  </pic:nvPicPr>
+                  <pic:blipFill>
+                    <a:blip r:embed="rId16">
+                      <a:extLst>
+                        <a:ext uri="{28A0092B-C50C-407E-A947-70E740481C1C}">
+                          <a14:useLocalDpi xmlns:a14="http://schemas.microsoft.com/office/drawing/2010/main" val="0"/>
+                        </a:ext>
+                      </a:extLst>
+                    </a:blip>
+                    <a:stretch>
+                      <a:fillRect/>
+                    </a:stretch>
+                  </pic:blipFill>
+                  <pic:spPr>
+                    <a:xfrm>
+                      <a:off x="0" y="0"/>
+                      <a:ext cx="6346042" cy="1437037"/>
+                    </a:xfrm>
+                    <a:prstGeom prst="rect">
+                      <a:avLst/>
+                    </a:prstGeom>
+                  </pic:spPr>
+                </pic:pic>
+              </a:graphicData>
+            </a:graphic>
+          </wp:inline>
+        </w:drawing>
+      </w:r>
+    </w:p>
+    <w:p>
+      <w:pPr>
+        <w:rPr>
+          <w:rFonts w:ascii="Times New Roman" w:hAnsi="Times New Roman" w:cs="Times New Roman"/>
+          <w:b/>
+          <w:sz w:val="28"/>
+          <w:szCs w:val="28"/>
+        </w:rPr>
+      </w:pPr>
+      <w:r>
+        <w:rPr>
+          <w:rFonts w:ascii="Times New Roman" w:hAnsi="Times New Roman" w:cs="Times New Roman"/>
+          <w:b/>
+          <w:sz w:val="28"/>
+          <w:szCs w:val="28"/>
+        </w:rPr>
+        <w:t>Входные и выходные данные</w:t>
+      </w:r>
+    </w:p>
+    <w:p>
+      <w:pPr>
+        <w:spacing w:after="160" w:line="259" w:lineRule="auto"/>
+        <w:rPr>
+          <w:rFonts w:ascii="Times New Roman" w:hAnsi="Times New Roman" w:cs="Times New Roman"/>
+          <w:bCs/>
+          <w:sz w:val="28"/>
+          <w:szCs w:val="28"/>
+        </w:rPr>
+      </w:pPr>
+      <w:r>
+        <w:rPr>
+          <w:rFonts w:ascii="Times New Roman" w:hAnsi="Times New Roman" w:cs="Times New Roman"/>
+          <w:bCs/>
+          <w:sz w:val="28"/>
+          <w:szCs w:val="28"/>
+        </w:rPr>
+        <w:t xml:space="preserve">organizationName </w:t>
+      </w:r>
+      <w:r>
+        <w:rPr>
+          <w:rFonts w:ascii="Times New Roman" w:hAnsi="Times New Roman" w:cs="Times New Roman"/>
+          <w:bCs/>
+          <w:sz w:val="28"/>
+          <w:szCs w:val="28"/>
+          <w:lang w:val="en-US"/>
+        </w:rPr>
+        <w:t xml:space="preserve"> - </w:t>
+      </w:r>
+      <w:r>
+        <w:rPr>
+          <w:rFonts w:ascii="Times New Roman" w:hAnsi="Times New Roman" w:cs="Times New Roman"/>
+          <w:bCs/>
+          <w:sz w:val="28"/>
+          <w:szCs w:val="28"/>
+        </w:rPr>
+        <w:t xml:space="preserve"> название организации (string)</w:t>
+      </w:r>
+    </w:p>
+    <w:p>
+      <w:pPr>
+        <w:spacing w:after="160" w:line="259" w:lineRule="auto"/>
+        <w:rPr>
+          <w:rFonts w:ascii="Times New Roman" w:hAnsi="Times New Roman" w:cs="Times New Roman"/>
+          <w:bCs/>
+          <w:sz w:val="28"/>
+          <w:szCs w:val="28"/>
+        </w:rPr>
+      </w:pPr>
+      <w:r>
+        <w:rPr>
+          <w:rFonts w:ascii="Times New Roman" w:hAnsi="Times New Roman" w:cs="Times New Roman"/>
+          <w:bCs/>
+          <w:sz w:val="28"/>
+          <w:szCs w:val="28"/>
+        </w:rPr>
+        <w:t>index</w:t>
+      </w:r>
+      <w:r>
+        <w:rPr>
+          <w:rFonts w:ascii="Times New Roman" w:hAnsi="Times New Roman" w:cs="Times New Roman"/>
+          <w:bCs/>
+          <w:sz w:val="28"/>
+          <w:szCs w:val="28"/>
+          <w:lang w:val="en-US"/>
+        </w:rPr>
+        <w:t xml:space="preserve"> - </w:t>
+      </w:r>
+      <w:r>
+        <w:rPr>
+          <w:rFonts w:ascii="Times New Roman" w:hAnsi="Times New Roman" w:cs="Times New Roman"/>
+          <w:bCs/>
+          <w:sz w:val="28"/>
+          <w:szCs w:val="28"/>
+        </w:rPr>
+        <w:t>почтовый индекс (string)</w:t>
+      </w:r>
+    </w:p>
+    <w:p>
+      <w:pPr>
+        <w:spacing w:after="160" w:line="259" w:lineRule="auto"/>
+        <w:rPr>
+          <w:rFonts w:ascii="Times New Roman" w:hAnsi="Times New Roman" w:cs="Times New Roman"/>
+          <w:bCs/>
+          <w:sz w:val="28"/>
+          <w:szCs w:val="28"/>
+        </w:rPr>
+      </w:pPr>
+      <w:r>
+        <w:rPr>
+          <w:rFonts w:ascii="Times New Roman" w:hAnsi="Times New Roman" w:cs="Times New Roman"/>
+          <w:bCs/>
+          <w:sz w:val="28"/>
+          <w:szCs w:val="28"/>
+        </w:rPr>
+        <w:t>city</w:t>
+      </w:r>
+      <w:r>
+        <w:rPr>
+          <w:rFonts w:ascii="Times New Roman" w:hAnsi="Times New Roman" w:cs="Times New Roman"/>
+          <w:bCs/>
+          <w:sz w:val="28"/>
+          <w:szCs w:val="28"/>
+          <w:lang w:val="en-US"/>
+        </w:rPr>
+        <w:t xml:space="preserve"> - </w:t>
+      </w:r>
+      <w:r>
+        <w:rPr>
+          <w:rFonts w:ascii="Times New Roman" w:hAnsi="Times New Roman" w:cs="Times New Roman"/>
+          <w:bCs/>
+          <w:sz w:val="28"/>
+          <w:szCs w:val="28"/>
+        </w:rPr>
+        <w:t>город (string)</w:t>
+      </w:r>
+    </w:p>
+    <w:p>
+      <w:pPr>
+        <w:spacing w:after="160" w:line="259" w:lineRule="auto"/>
+        <w:rPr>
+          <w:rFonts w:ascii="Times New Roman" w:hAnsi="Times New Roman" w:cs="Times New Roman"/>
+          <w:bCs/>
+          <w:sz w:val="28"/>
+          <w:szCs w:val="28"/>
+          <w:lang w:val="en-US"/>
+        </w:rPr>
+      </w:pPr>
+      <w:r>
+        <w:rPr>
+          <w:rFonts w:ascii="Times New Roman" w:hAnsi="Times New Roman" w:cs="Times New Roman"/>
+          <w:bCs/>
+          <w:sz w:val="28"/>
+          <w:szCs w:val="28"/>
+          <w:lang w:val="en-US"/>
+        </w:rPr>
+        <w:t>stree</w:t>
+      </w:r>
+      <w:r>
+        <w:rPr>
+          <w:rFonts w:ascii="Times New Roman" w:hAnsi="Times New Roman" w:cs="Times New Roman"/>
+          <w:bCs/>
+          <w:sz w:val="28"/>
+          <w:szCs w:val="28"/>
+          <w:lang w:val="en-US"/>
+        </w:rPr>
+        <w:t>t -</w:t>
+      </w:r>
+      <w:r>
+        <w:rPr>
+          <w:rFonts w:ascii="Times New Roman" w:hAnsi="Times New Roman" w:cs="Times New Roman"/>
+          <w:bCs/>
+          <w:sz w:val="28"/>
+          <w:szCs w:val="28"/>
+          <w:lang w:val="en-US"/>
+        </w:rPr>
+        <w:t xml:space="preserve"> </w:t>
+      </w:r>
+      <w:r>
+        <w:rPr>
+          <w:rFonts w:ascii="Times New Roman" w:hAnsi="Times New Roman" w:cs="Times New Roman"/>
+          <w:bCs/>
+          <w:sz w:val="28"/>
+          <w:szCs w:val="28"/>
+        </w:rPr>
+        <w:t>улица</w:t>
+      </w:r>
+      <w:r>
+        <w:rPr>
+          <w:rFonts w:ascii="Times New Roman" w:hAnsi="Times New Roman" w:cs="Times New Roman"/>
+          <w:bCs/>
+          <w:sz w:val="28"/>
+          <w:szCs w:val="28"/>
+          <w:lang w:val="en-US"/>
+        </w:rPr>
+        <w:t xml:space="preserve"> (string)</w:t>
+      </w:r>
+    </w:p>
+    <w:p>
+      <w:pPr>
+        <w:spacing w:after="160" w:line="259" w:lineRule="auto"/>
+        <w:rPr>
+          <w:rFonts w:ascii="Times New Roman" w:hAnsi="Times New Roman" w:cs="Times New Roman"/>
+          <w:bCs/>
+          <w:sz w:val="28"/>
+          <w:szCs w:val="28"/>
+          <w:lang w:val="en-US"/>
+        </w:rPr>
+      </w:pPr>
+      <w:r>
+        <w:rPr>
+          <w:rFonts w:ascii="Times New Roman" w:hAnsi="Times New Roman" w:cs="Times New Roman"/>
+          <w:bCs/>
+          <w:sz w:val="28"/>
+          <w:szCs w:val="28"/>
+          <w:lang w:val="en-US"/>
+        </w:rPr>
+        <w:t>house</w:t>
+      </w:r>
+      <w:r>
+        <w:rPr>
+          <w:rFonts w:ascii="Times New Roman" w:hAnsi="Times New Roman" w:cs="Times New Roman"/>
+          <w:bCs/>
+          <w:sz w:val="28"/>
+          <w:szCs w:val="28"/>
+          <w:lang w:val="en-US"/>
+        </w:rPr>
+        <w:t xml:space="preserve"> -</w:t>
+      </w:r>
+      <w:r>
+        <w:rPr>
+          <w:rFonts w:ascii="Times New Roman" w:hAnsi="Times New Roman" w:cs="Times New Roman"/>
+          <w:bCs/>
+          <w:sz w:val="28"/>
+          <w:szCs w:val="28"/>
+          <w:lang w:val="en-US"/>
+        </w:rPr>
+        <w:t xml:space="preserve"> </w:t>
+      </w:r>
+      <w:r>
+        <w:rPr>
+          <w:rFonts w:ascii="Times New Roman" w:hAnsi="Times New Roman" w:cs="Times New Roman"/>
+          <w:bCs/>
+          <w:sz w:val="28"/>
+          <w:szCs w:val="28"/>
+        </w:rPr>
+        <w:t>номер</w:t>
+      </w:r>
+      <w:r>
+        <w:rPr>
+          <w:rFonts w:ascii="Times New Roman" w:hAnsi="Times New Roman" w:cs="Times New Roman"/>
+          <w:bCs/>
+          <w:sz w:val="28"/>
+          <w:szCs w:val="28"/>
+          <w:lang w:val="en-US"/>
+        </w:rPr>
+        <w:t xml:space="preserve"> </w:t>
+      </w:r>
+      <w:r>
+        <w:rPr>
+          <w:rFonts w:ascii="Times New Roman" w:hAnsi="Times New Roman" w:cs="Times New Roman"/>
+          <w:bCs/>
+          <w:sz w:val="28"/>
+          <w:szCs w:val="28"/>
+        </w:rPr>
+        <w:t>дома</w:t>
+      </w:r>
+      <w:r>
+        <w:rPr>
+          <w:rFonts w:ascii="Times New Roman" w:hAnsi="Times New Roman" w:cs="Times New Roman"/>
+          <w:bCs/>
+          <w:sz w:val="28"/>
+          <w:szCs w:val="28"/>
+          <w:lang w:val="en-US"/>
+        </w:rPr>
+        <w:t xml:space="preserve"> (string)</w:t>
+      </w:r>
+    </w:p>
+    <w:p>
+      <w:pPr>
+        <w:spacing w:after="160" w:line="259" w:lineRule="auto"/>
+        <w:rPr>
+          <w:rFonts w:ascii="Times New Roman" w:hAnsi="Times New Roman" w:cs="Times New Roman"/>
+          <w:bCs/>
+          <w:sz w:val="28"/>
+          <w:szCs w:val="28"/>
+          <w:lang w:val="en-US"/>
+        </w:rPr>
+      </w:pPr>
+      <w:r>
+        <w:rPr>
+          <w:rFonts w:ascii="Times New Roman" w:hAnsi="Times New Roman" w:cs="Times New Roman"/>
+          <w:bCs/>
+          <w:sz w:val="28"/>
+          <w:szCs w:val="28"/>
+          <w:lang w:val="en-US"/>
+        </w:rPr>
+        <w:t>office</w:t>
+      </w:r>
+      <w:r>
+        <w:rPr>
+          <w:rFonts w:ascii="Times New Roman" w:hAnsi="Times New Roman" w:cs="Times New Roman"/>
+          <w:bCs/>
+          <w:sz w:val="28"/>
+          <w:szCs w:val="28"/>
+          <w:lang w:val="en-US"/>
+        </w:rPr>
+        <w:t xml:space="preserve"> -</w:t>
+      </w:r>
+      <w:r>
+        <w:rPr>
+          <w:rFonts w:ascii="Times New Roman" w:hAnsi="Times New Roman" w:cs="Times New Roman"/>
+          <w:bCs/>
+          <w:sz w:val="28"/>
+          <w:szCs w:val="28"/>
+          <w:lang w:val="en-US"/>
+        </w:rPr>
+        <w:t xml:space="preserve"> </w:t>
+      </w:r>
+      <w:r>
+        <w:rPr>
+          <w:rFonts w:ascii="Times New Roman" w:hAnsi="Times New Roman" w:cs="Times New Roman"/>
+          <w:bCs/>
+          <w:sz w:val="28"/>
+          <w:szCs w:val="28"/>
+        </w:rPr>
+        <w:t>номер</w:t>
+      </w:r>
+      <w:r>
+        <w:rPr>
+          <w:rFonts w:ascii="Times New Roman" w:hAnsi="Times New Roman" w:cs="Times New Roman"/>
+          <w:bCs/>
+          <w:sz w:val="28"/>
+          <w:szCs w:val="28"/>
+          <w:lang w:val="en-US"/>
+        </w:rPr>
+        <w:t xml:space="preserve"> </w:t>
+      </w:r>
+      <w:r>
+        <w:rPr>
+          <w:rFonts w:ascii="Times New Roman" w:hAnsi="Times New Roman" w:cs="Times New Roman"/>
+          <w:bCs/>
+          <w:sz w:val="28"/>
+          <w:szCs w:val="28"/>
+        </w:rPr>
+        <w:t>офиса</w:t>
+      </w:r>
+      <w:r>
+        <w:rPr>
+          <w:rFonts w:ascii="Times New Roman" w:hAnsi="Times New Roman" w:cs="Times New Roman"/>
+          <w:bCs/>
+          <w:sz w:val="28"/>
+          <w:szCs w:val="28"/>
+          <w:lang w:val="en-US"/>
+        </w:rPr>
+        <w:t xml:space="preserve"> (string)</w:t>
+      </w:r>
+    </w:p>
+    <w:p>
+      <w:pPr>
+        <w:spacing w:after="160" w:line="259" w:lineRule="auto"/>
+        <w:rPr>
+          <w:rFonts w:ascii="Times New Roman" w:hAnsi="Times New Roman" w:cs="Times New Roman"/>
+          <w:b/>
+          <w:sz w:val="28"/>
+          <w:szCs w:val="28"/>
+          <w:lang w:val="en-US"/>
+        </w:rPr>
+      </w:pPr>
+    </w:p>
+    <w:p>
+      <w:pPr>
+        <w:spacing w:after="160" w:line="259" w:lineRule="auto"/>
+        <w:rPr>
+          <w:rFonts w:ascii="Times New Roman" w:hAnsi="Times New Roman" w:cs="Times New Roman"/>
+          <w:b/>
+          <w:sz w:val="28"/>
+          <w:szCs w:val="28"/>
+          <w:lang w:val="en-US"/>
+        </w:rPr>
+      </w:pPr>
+      <w:r>
+        <w:rPr>
+          <w:rFonts w:ascii="Times New Roman" w:hAnsi="Times New Roman" w:cs="Times New Roman"/>
+          <w:b/>
+          <w:sz w:val="28"/>
+          <w:szCs w:val="28"/>
+        </w:rPr>
+        <w:lastRenderedPageBreak/>
+        <w:t>Блок</w:t>
+      </w:r>
+      <w:r>
+        <w:rPr>
+          <w:rFonts w:ascii="Times New Roman" w:hAnsi="Times New Roman" w:cs="Times New Roman"/>
+          <w:b/>
+          <w:sz w:val="28"/>
+          <w:szCs w:val="28"/>
+          <w:lang w:val="en-US"/>
+        </w:rPr>
+        <w:t>-</w:t>
+      </w:r>
+      <w:r>
+        <w:rPr>
+          <w:rFonts w:ascii="Times New Roman" w:hAnsi="Times New Roman" w:cs="Times New Roman"/>
+          <w:b/>
+          <w:sz w:val="28"/>
+          <w:szCs w:val="28"/>
+        </w:rPr>
+        <w:t>схема</w:t>
+      </w:r>
+    </w:p>
+    <w:p>
+      <w:pPr>
+        <w:rPr>
+          <w:rFonts w:ascii="Times New Roman" w:hAnsi="Times New Roman" w:cs="Times New Roman"/>
+          <w:b/>
+          <w:sz w:val="28"/>
+          <w:szCs w:val="28"/>
+        </w:rPr>
+      </w:pPr>
+      <w:r>
+        <w:rPr>
+          <w:noProof/>
+          <w:lang w:val="en-US"/>
+          <w14:ligatures w14:val="standardContextual"/>
+        </w:rPr>
+        <w:t xml:space="preserve">  </w:t>
+      </w:r>
+      <w:r>
+        <w:rPr>
+          <w:noProof/>
+          <w14:ligatures w14:val="standardContextual"/>
+        </w:rPr>
+        <w:t>--------------</w:t>
+      </w:r>
+      <w:r>
+        <w:rPr>
+          <w:noProof/>
+          <w14:ligatures w14:val="standardContextual"/>
+        </w:rPr>
+        <w:t>очень муторная</w:t>
+      </w:r>
+      <w:r>
+        <w:rPr>
+          <w:noProof/>
+          <w14:ligatures w14:val="standardContextual"/>
+        </w:rPr>
+        <w:t>------------------</w:t>
+      </w:r>
+    </w:p>
+    <w:p>
+      <w:pPr>
+        <w:spacing w:after="160" w:line="259" w:lineRule="auto"/>
+        <w:rPr>
+          <w:rFonts w:ascii="Times New Roman" w:hAnsi="Times New Roman" w:cs="Times New Roman"/>
+          <w:b/>
+          <w:sz w:val="28"/>
+          <w:szCs w:val="28"/>
+        </w:rPr>
+      </w:pPr>
+      <w:r>
+        <w:rPr>
+          <w:rFonts w:ascii="Times New Roman" w:hAnsi="Times New Roman" w:cs="Times New Roman"/>
+          <w:b/>
+          <w:sz w:val="28"/>
+          <w:szCs w:val="28"/>
+        </w:rPr>
+        <w:t xml:space="preserve">Листинг программы </w:t>
+      </w:r>
+    </w:p>
+    <w:p>
+      <w:pPr>
+        <w:rPr>
+          <w:rFonts w:ascii="Times New Roman" w:hAnsi="Times New Roman" w:cs="Times New Roman"/>
+          <w:b/>
+          <w:sz w:val="28"/>
+          <w:szCs w:val="28"/>
+        </w:rPr>
+      </w:pPr>
+      <w:r>
+        <w:rPr>
+          <w:noProof/>
+          <w14:ligatures w14:val="standardContextual"/>
+        </w:rPr>
+        <w:t xml:space="preserve"> </w:t>
+      </w:r>
+      <w:r>
+        <w:rPr>
+          <w:noProof/>
+          <w14:ligatures w14:val="standardContextual"/>
+        </w:rPr>
+        <w:t>----------------------------</w:t>
+      </w:r>
+      <w:r>
+        <w:rPr>
+          <w:noProof/>
+          <w14:ligatures w14:val="standardContextual"/>
+        </w:rPr>
+        <w:t>очеень много---------------------------------</w:t>
+      </w:r>
+    </w:p>
+    <w:p>
+      <w:pPr>
+        <w:rPr>
+          <w:rFonts w:ascii="Times New Roman" w:hAnsi="Times New Roman" w:cs="Times New Roman"/>
+          <w:b/>
+          <w:sz w:val="28"/>
+          <w:szCs w:val="28"/>
+        </w:rPr>
+      </w:pPr>
+      <w:r>
+        <w:rPr>
+          <w:rFonts w:ascii="Times New Roman" w:hAnsi="Times New Roman" w:cs="Times New Roman"/>
+          <w:b/>
+          <w:sz w:val="28"/>
+          <w:szCs w:val="28"/>
+        </w:rPr>
+        <w:t>Тестовые ситуации</w:t>
+      </w:r>
+    </w:p>
+    <w:p>
+      <w:pPr>
+        <w:ind w:left="-1134"/>
+        <w:rPr>
+          <w:rFonts w:ascii="Times New Roman" w:hAnsi="Times New Roman" w:cs="Times New Roman"/>
+          <w:b/>
+          <w:sz w:val="28"/>
+          <w:szCs w:val="28"/>
+          <w:lang w:val="en-US"/>
+        </w:rPr>
+      </w:pPr>
+      <w:r>
+        <w:rPr>
+          <w:rFonts w:ascii="Times New Roman" w:hAnsi="Times New Roman" w:cs="Times New Roman"/>
+          <w:b/>
+          <w:sz w:val="28"/>
+          <w:szCs w:val="28"/>
+          <w:lang w:val="en-US"/>
+        </w:rPr>
+        <w:drawing>
+          <wp:inline distT="0" distB="0" distL="0" distR="0" wp14:anchorId="696C1AD4" wp14:editId="734E18A5">
+            <wp:extent cx="3410426" cy="2686425"/>
+            <wp:effectExtent l="0" t="0" r="0" b="0"/>
+            <wp:docPr id="21" name="Рисунок 21"/>
+            <wp:cNvGraphicFramePr>
+              <a:graphicFrameLocks xmlns:a="http://schemas.openxmlformats.org/drawingml/2006/main" noChangeAspect="1"/>
+            </wp:cNvGraphicFramePr>
+            <a:graphic xmlns:a="http://schemas.openxmlformats.org/drawingml/2006/main">
+              <a:graphicData uri="http://schemas.openxmlformats.org/drawingml/2006/picture">
+                <pic:pic xmlns:pic="http://schemas.openxmlformats.org/drawingml/2006/picture">
+                  <pic:nvPicPr>
+                    <pic:cNvPr id="1" name=""/>
+                    <pic:cNvPicPr/>
+                  </pic:nvPicPr>
+                  <pic:blipFill>
+                    <a:blip r:embed="rId17"/>
+                    <a:stretch>
+                      <a:fillRect/>
+                    </a:stretch>
+                  </pic:blipFill>
+                  <pic:spPr>
+                    <a:xfrm>
+                      <a:off x="0" y="0"/>
+                      <a:ext cx="3410426" cy="2686425"/>
+                    </a:xfrm>
+                    <a:prstGeom prst="rect">
+                      <a:avLst/>
+                    </a:prstGeom>
+                  </pic:spPr>
+                </pic:pic>
+              </a:graphicData>
+            </a:graphic>
+          </wp:inline>
+        </w:drawing>
+      </w:r>
+    </w:p>
+    <w:p>
+      <w:pPr>
+        <w:rPr>
+          <w:rFonts w:ascii="Times New Roman" w:hAnsi="Times New Roman" w:cs="Times New Roman"/>
+          <w:b/>
+          <w:sz w:val="28"/>
+          <w:szCs w:val="28"/>
+        </w:rPr>
+      </w:pPr>
+      <w:r>
+        <w:rPr>
+          <w:rFonts w:ascii="Times New Roman" w:hAnsi="Times New Roman" w:cs="Times New Roman"/>
+          <w:b/>
+          <w:sz w:val="28"/>
+          <w:szCs w:val="28"/>
+        </w:rPr>
+        <w:t>Выво</w:t>
+      </w:r>
+      <w:r>
+        <w:rPr>
+          <w:rFonts w:ascii="Times New Roman" w:hAnsi="Times New Roman" w:cs="Times New Roman"/>
+          <w:b/>
+          <w:sz w:val="28"/>
+          <w:szCs w:val="28"/>
+        </w:rPr>
+        <w:t>д</w:t>
+      </w:r>
+    </w:p>
+    <w:p>
+      <w:pPr>
+        <w:rPr>
+          <w:lang w:val="en-US"/>
+        </w:rPr>
+      </w:pPr>
+      <w:r>
+        <w:t>Я научился пользоваться</w:t>
+      </w:r>
+      <w:r>
+        <w:t xml:space="preserve"> </w:t>
+      </w:r>
+      <w:r>
+        <w:rPr>
+          <w:lang w:val="en-US"/>
+        </w:rPr>
+        <w:t>List</w:t>
+      </w:r>
+      <w:r>
+        <w:t xml:space="preserve"> </w:t>
+      </w:r>
+      <w:r>
+        <w:rPr>
+          <w:lang w:val="en-US"/>
+        </w:rPr>
+        <w:t>array</w:t>
+      </w:r>
+    </w:p>
+    <w:p>
+      <w:pPr>
+        <w:rPr>
+          <w:rFonts w:ascii="Times New Roman" w:hAnsi="Times New Roman" w:cs="Times New Roman"/>
+          <w:b/>
+          <w:sz w:val="28"/>
+          <w:szCs w:val="28"/>
+          <w:lang w:val="en-US"/>
+        </w:rPr>
+      </w:pPr>
+      <w:r>
+        <w:rPr>
+          <w:rFonts w:ascii="Times New Roman" w:hAnsi="Times New Roman" w:cs="Times New Roman"/>
+          <w:b/>
+          <w:sz w:val="28"/>
+          <w:szCs w:val="28"/>
+        </w:rPr>
+        <w:t xml:space="preserve">Задание </w:t>
+      </w:r>
+      <w:r>
+        <w:rPr>
+          <w:rFonts w:ascii="Times New Roman" w:hAnsi="Times New Roman" w:cs="Times New Roman"/>
+          <w:b/>
+          <w:sz w:val="28"/>
+          <w:szCs w:val="28"/>
+          <w:lang w:val="en-US"/>
+        </w:rPr>
+        <w:t>3.</w:t>
+      </w:r>
+      <w:r>
+        <w:rPr>
+          <w:rFonts w:ascii="Times New Roman" w:hAnsi="Times New Roman" w:cs="Times New Roman"/>
+          <w:b/>
+          <w:sz w:val="28"/>
+          <w:szCs w:val="28"/>
+          <w:lang w:val="en-US"/>
+        </w:rPr>
+        <w:t>4</w:t>
+      </w:r>
+    </w:p>
+    <w:p>
+      <w:pPr>
+        <w:rPr>
+          <w:rFonts w:ascii="Times New Roman" w:hAnsi="Times New Roman" w:cs="Times New Roman"/>
+          <w:b/>
+          <w:sz w:val="28"/>
+          <w:szCs w:val="28"/>
+        </w:rPr>
+      </w:pPr>
+      <w:r>
+        <w:rPr>
+          <w:noProof/>
+        </w:rPr>
+        <w:drawing>
+          <wp:inline distT="0" distB="0" distL="0" distR="0" wp14:anchorId="54ED562D" wp14:editId="2E61653B">
+            <wp:extent cx="6263521" cy="2238375"/>
+            <wp:effectExtent l="0" t="0" r="4445" b="0"/>
+            <wp:docPr id="22" name="Рисунок 22"/>
+            <wp:cNvGraphicFramePr>
+              <a:graphicFrameLocks xmlns:a="http://schemas.openxmlformats.org/drawingml/2006/main" noChangeAspect="1"/>
+            </wp:cNvGraphicFramePr>
+            <a:graphic xmlns:a="http://schemas.openxmlformats.org/drawingml/2006/main">
+              <a:graphicData uri="http://schemas.openxmlformats.org/drawingml/2006/picture">
+                <pic:pic xmlns:pic="http://schemas.openxmlformats.org/drawingml/2006/picture">
+                  <pic:nvPicPr>
+                    <pic:cNvPr id="22" name="Рисунок 22"/>
+                    <pic:cNvPicPr/>
+                  </pic:nvPicPr>
+                  <pic:blipFill>
+                    <a:blip r:embed="rId18">
+                      <a:extLst>
+                        <a:ext uri="{28A0092B-C50C-407E-A947-70E740481C1C}">
+                          <a14:useLocalDpi xmlns:a14="http://schemas.microsoft.com/office/drawing/2010/main" val="0"/>
+                        </a:ext>
+                      </a:extLst>
+                    </a:blip>
+                    <a:stretch>
+                      <a:fillRect/>
+                    </a:stretch>
+                  </pic:blipFill>
+                  <pic:spPr>
+                    <a:xfrm>
+                      <a:off x="0" y="0"/>
+                      <a:ext cx="6271192" cy="2241116"/>
+                    </a:xfrm>
+                    <a:prstGeom prst="rect">
+                      <a:avLst/>
+                    </a:prstGeom>
+                  </pic:spPr>
+                </pic:pic>
+              </a:graphicData>
+            </a:graphic>
+          </wp:inline>
+        </w:drawing>
+      </w:r>
+    </w:p>
+    <w:p>
+      <w:pPr>
+        <w:rPr>
+          <w:rFonts w:ascii="Times New Roman" w:hAnsi="Times New Roman" w:cs="Times New Roman"/>
+          <w:b/>
+          <w:sz w:val="28"/>
+          <w:szCs w:val="28"/>
+        </w:rPr>
+      </w:pPr>
+      <w:r>
+        <w:rPr>
+          <w:rFonts w:ascii="Times New Roman" w:hAnsi="Times New Roman" w:cs="Times New Roman"/>
+          <w:b/>
+          <w:sz w:val="28"/>
+          <w:szCs w:val="28"/>
+        </w:rPr>
+        <w:t>Входные и выходные данные</w:t>
+      </w:r>
+    </w:p>
+    <w:p>
+      <w:pPr>
+        <w:spacing w:after="160" w:line="259" w:lineRule="auto"/>
+        <w:rPr>
+          <w:rFonts w:ascii="Times New Roman" w:hAnsi="Times New Roman" w:cs="Times New Roman"/>
+          <w:bCs/>
+          <w:sz w:val="28"/>
+          <w:szCs w:val="28"/>
+        </w:rPr>
+      </w:pPr>
+      <w:r>
+        <w:rPr>
+          <w:rFonts w:ascii="Times New Roman" w:hAnsi="Times New Roman" w:cs="Times New Roman"/>
+          <w:bCs/>
+          <w:sz w:val="28"/>
+          <w:szCs w:val="28"/>
+        </w:rPr>
+        <w:t>txtSize       — размер массива (int), например: 5</w:t>
+      </w:r>
+    </w:p>
+    <w:p>
+      <w:pPr>
+        <w:spacing w:after="160" w:line="259" w:lineRule="auto"/>
+        <w:rPr>
+          <w:rFonts w:ascii="Times New Roman" w:hAnsi="Times New Roman" w:cs="Times New Roman"/>
+          <w:bCs/>
+          <w:sz w:val="28"/>
+          <w:szCs w:val="28"/>
+        </w:rPr>
+      </w:pPr>
+      <w:r>
+        <w:rPr>
+          <w:rFonts w:ascii="Times New Roman" w:hAnsi="Times New Roman" w:cs="Times New Roman"/>
+          <w:bCs/>
+          <w:sz w:val="28"/>
+          <w:szCs w:val="28"/>
+        </w:rPr>
+        <w:t>txtIndex      — индекс элемента (int), например: 2</w:t>
+      </w:r>
+    </w:p>
+    <w:p>
+      <w:pPr>
+        <w:spacing w:after="160" w:line="259" w:lineRule="auto"/>
+        <w:rPr>
+          <w:rFonts w:ascii="Times New Roman" w:hAnsi="Times New Roman" w:cs="Times New Roman"/>
+          <w:bCs/>
+          <w:sz w:val="28"/>
+          <w:szCs w:val="28"/>
+        </w:rPr>
+      </w:pPr>
+      <w:r>
+        <w:rPr>
+          <w:rFonts w:ascii="Times New Roman" w:hAnsi="Times New Roman" w:cs="Times New Roman"/>
+          <w:bCs/>
+          <w:sz w:val="28"/>
+          <w:szCs w:val="28"/>
+        </w:rPr>
+        <w:t>txtValue      — значение для установки (int), например: 99</w:t>
+      </w:r>
+    </w:p>
+    <w:p>
+      <w:pPr>
+        <w:spacing w:after="160" w:line="259" w:lineRule="auto"/>
+        <w:rPr>
+          <w:rFonts w:ascii="Times New Roman" w:hAnsi="Times New Roman" w:cs="Times New Roman"/>
+          <w:bCs/>
+          <w:sz w:val="28"/>
+          <w:szCs w:val="28"/>
+        </w:rPr>
+      </w:pPr>
+      <w:r>
+        <w:rPr>
+          <w:rFonts w:ascii="Times New Roman" w:hAnsi="Times New Roman" w:cs="Times New Roman"/>
+          <w:bCs/>
+          <w:sz w:val="28"/>
+          <w:szCs w:val="28"/>
+        </w:rPr>
+        <w:lastRenderedPageBreak/>
+        <w:t>txtMultiplier — множитель (int), например: 3</w:t>
+      </w:r>
+    </w:p>
+    <w:p>
+      <w:pPr>
+        <w:spacing w:after="160" w:line="259" w:lineRule="auto"/>
+        <w:rPr>
+          <w:rFonts w:ascii="Times New Roman" w:hAnsi="Times New Roman" w:cs="Times New Roman"/>
+          <w:b/>
+          <w:sz w:val="28"/>
+          <w:szCs w:val="28"/>
+          <w:lang w:val="en-US"/>
+        </w:rPr>
+      </w:pPr>
+    </w:p>
+    <w:p>
+      <w:pPr>
+        <w:spacing w:after="160" w:line="259" w:lineRule="auto"/>
+        <w:rPr>
+          <w:rFonts w:ascii="Times New Roman" w:hAnsi="Times New Roman" w:cs="Times New Roman"/>
+          <w:b/>
+          <w:sz w:val="28"/>
+          <w:szCs w:val="28"/>
+          <w:lang w:val="en-US"/>
+        </w:rPr>
+      </w:pPr>
+      <w:r>
+        <w:rPr>
+          <w:rFonts w:ascii="Times New Roman" w:hAnsi="Times New Roman" w:cs="Times New Roman"/>
+          <w:b/>
+          <w:sz w:val="28"/>
+          <w:szCs w:val="28"/>
+        </w:rPr>
+        <w:t>Блок</w:t>
+      </w:r>
+      <w:r>
+        <w:rPr>
+          <w:rFonts w:ascii="Times New Roman" w:hAnsi="Times New Roman" w:cs="Times New Roman"/>
+          <w:b/>
+          <w:sz w:val="28"/>
+          <w:szCs w:val="28"/>
+          <w:lang w:val="en-US"/>
+        </w:rPr>
+        <w:t>-</w:t>
+      </w:r>
+      <w:r>
+        <w:rPr>
+          <w:rFonts w:ascii="Times New Roman" w:hAnsi="Times New Roman" w:cs="Times New Roman"/>
+          <w:b/>
+          <w:sz w:val="28"/>
+          <w:szCs w:val="28"/>
+        </w:rPr>
+        <w:t>схема</w:t>
+      </w:r>
+    </w:p>
+    <w:p>
+      <w:pPr>
+        <w:rPr>
+          <w:rFonts w:ascii="Times New Roman" w:hAnsi="Times New Roman" w:cs="Times New Roman"/>
+          <w:b/>
+          <w:sz w:val="28"/>
+          <w:szCs w:val="28"/>
+        </w:rPr>
+      </w:pPr>
+      <w:r>
+        <w:rPr>
+          <w:noProof/>
+          <w:lang w:val="en-US"/>
+          <w14:ligatures w14:val="standardContextual"/>
+        </w:rPr>
+        <w:t xml:space="preserve">  </w:t>
+      </w:r>
+      <w:r>
+        <w:rPr>
+          <w:noProof/>
+          <w14:ligatures w14:val="standardContextual"/>
+        </w:rPr>
+        <w:t>--------------очень муторная------------------</w:t>
+      </w:r>
+    </w:p>
+    <w:p>
+      <w:pPr>
+        <w:spacing w:after="160" w:line="259" w:lineRule="auto"/>
+        <w:rPr>
+          <w:rFonts w:ascii="Times New Roman" w:hAnsi="Times New Roman" w:cs="Times New Roman"/>
+          <w:b/>
+          <w:sz w:val="28"/>
+          <w:szCs w:val="28"/>
+        </w:rPr>
+      </w:pPr>
+      <w:r>
+        <w:rPr>
+          <w:rFonts w:ascii="Times New Roman" w:hAnsi="Times New Roman" w:cs="Times New Roman"/>
+          <w:b/>
+          <w:sz w:val="28"/>
+          <w:szCs w:val="28"/>
+        </w:rPr>
+        <w:t xml:space="preserve">Листинг программы </w:t>
+      </w:r>
+    </w:p>
+    <w:p>
+      <w:pPr>
+        <w:rPr>
+          <w:rFonts w:ascii="Times New Roman" w:hAnsi="Times New Roman" w:cs="Times New Roman"/>
+          <w:b/>
+          <w:sz w:val="28"/>
+          <w:szCs w:val="28"/>
+        </w:rPr>
+      </w:pPr>
+      <w:r>
+        <w:rPr>
+          <w:noProof/>
+          <w14:ligatures w14:val="standardContextual"/>
+        </w:rPr>
+        <w:t xml:space="preserve"> </w:t>
+      </w:r>
+      <w:r>
+        <w:rPr>
+          <w:noProof/>
+          <w14:ligatures w14:val="standardContextual"/>
+        </w:rPr>
+        <w:t>----------------------------</w:t>
+      </w:r>
+      <w:r>
+        <w:rPr>
+          <w:noProof/>
+          <w14:ligatures w14:val="standardContextual"/>
+        </w:rPr>
+        <w:t>очеень много---------------------------------</w:t>
+      </w:r>
+    </w:p>
+    <w:p>
+      <w:pPr>
+        <w:rPr>
+          <w:rFonts w:ascii="Times New Roman" w:hAnsi="Times New Roman" w:cs="Times New Roman"/>
+          <w:b/>
+          <w:sz w:val="28"/>
+          <w:szCs w:val="28"/>
+          <w:lang w:val="en-US"/>
+        </w:rPr>
+      </w:pPr>
+      <w:r>
+        <w:rPr>
+          <w:rFonts w:ascii="Times New Roman" w:hAnsi="Times New Roman" w:cs="Times New Roman"/>
+          <w:b/>
+          <w:sz w:val="28"/>
+          <w:szCs w:val="28"/>
+        </w:rPr>
+        <w:t>Тестовые ситуации</w:t>
+      </w:r>
+    </w:p>
+    <w:p>
+      <w:r>
+        <w:t>У меня не запускается программа</w:t>
+      </w:r>
+    </w:p>
+    <w:p>
+      <w:pPr>
+        <w:rPr>
+          <w:rFonts w:ascii="Times New Roman" w:hAnsi="Times New Roman" w:cs="Times New Roman"/>
+          <w:i/>
+          <w:iCs/>
+          <w:sz w:val="28"/>
+          <w:szCs w:val="28"/>
+        </w:rPr>
+      </w:pPr>
+      <w:r>
+        <w:rPr>
+          <w:rFonts w:ascii="Times New Roman" w:hAnsi="Times New Roman" w:cs="Times New Roman"/>
+          <w:i/>
+          <w:iCs/>
+          <w:sz w:val="28"/>
+          <w:szCs w:val="28"/>
+        </w:rPr>
+        <w:t>Конструктор Windows Forms не поддерживает проект "Zadanie 2.4", так как он предназначен для .NET 5.0 с завершенным периодом поддержки. Мы рекомендуем обновление до поддерживаемой версии .NET.</w:t>
+      </w:r>
+    </w:p>
+    <w:p>
+      <w:pPr>
+        <w:rPr>
+          <w:rFonts w:ascii="Times New Roman" w:hAnsi="Times New Roman" w:cs="Times New Roman"/>
+          <w:b/>
+          <w:sz w:val="28"/>
+          <w:szCs w:val="28"/>
+        </w:rPr>
+      </w:pPr>
+      <w:r>
+        <w:rPr>
+          <w:rFonts w:ascii="Times New Roman" w:hAnsi="Times New Roman" w:cs="Times New Roman"/>
+          <w:b/>
+          <w:sz w:val="28"/>
+          <w:szCs w:val="28"/>
+        </w:rPr>
+        <w:t>Вывод</w:t>
+      </w:r>
+    </w:p>
+    <w:p>
+      <w:r>
+        <w:t xml:space="preserve">Я научился пользоваться </w:t>
+      </w:r>
+      <w:r>
+        <w:rPr>
+          <w:lang w:val="en-US"/>
+        </w:rPr>
+        <w:t>List</w:t>
+      </w:r>
+      <w:r>
+        <w:t xml:space="preserve"> </w:t>
+      </w:r>
+      <w:r>
+        <w:rPr>
+          <w:lang w:val="en-US"/>
+        </w:rPr>
+        <w:t>array</w:t>
+      </w:r>
+      <w:r>
+        <w:t xml:space="preserve"> вместе с </w:t>
+      </w:r>
+      <w:r>
+        <w:rPr>
+          <w:lang w:val="en-US"/>
+        </w:rPr>
+        <w:t>LUNQ</w:t>
+      </w:r>
+    </w:p>
+    <w:p/>
+    <w:p/>
     <w:sectPr>
       <w:pgSz w:w="11906" w:h="16838"/>
       <w:pgMar w:top="1134" w:right="850" w:bottom="1134" w:left="1701" w:header="708" w:footer="708" w:gutter="0"/>
